--- a/docs/product/Lumi_MVP_Scope.docx
+++ b/docs/product/Lumi_MVP_Scope.docx
@@ -5,7 +5,6 @@
     <w:p>
       <w:pPr>
         <w:spacing w:after="60"/>
-        <w:jc w:val="left"/>
       </w:pPr>
       <w:r>
         <w:rPr>
@@ -30,7 +29,7 @@
           <w:sz w:val="22"/>
           <w:szCs w:val="22"/>
         </w:rPr>
-        <w:t xml:space="preserve">Версия 1.0 · iOS · Документ фиксации объёма первой версии</w:t>
+        <w:t xml:space="preserve">v2.0 · iOS · Финализировано по рабочему прототипу</w:t>
       </w:r>
     </w:p>
     <w:p>
@@ -58,19 +57,7 @@
           <w:sz w:val="22"/>
           <w:szCs w:val="22"/>
         </w:rPr>
-        <w:t xml:space="preserve">iOS-приложение для развития здоровой самооценки через короткие ежедневные занятия (5–10 минут) с элементами геймификации. Маскот — Луми (звёздочка-компаньон). Разработка ведётся нативно на Swift/SwiftUI через Claude Code.</w:t>
-      </w:r>
-    </w:p>
-    <w:p>
-      <w:pPr>
-        <w:spacing w:after="100" w:line="276"/>
-      </w:pPr>
-      <w:r>
-        <w:rPr>
-          <w:sz w:val="22"/>
-          <w:szCs w:val="22"/>
-        </w:rPr>
-        <w:t xml:space="preserve">Аудитория: подростки 14+ и молодые взрослые с низкой самооценкой. Приложение НЕ является терапией и не диагностирует расстройства — только формирование здоровых привычек мышления и эмоциональной поддержки.</w:t>
+        <w:t xml:space="preserve">iOS-приложение для развития здоровой самооценки через короткие ежедневные занятия с элементами геймификации. Маскот — Луми. Разработка — Swift/SwiftUI через Claude Code, дизайн синхронизирован с рабочим прототипом Claude Design (44 экрана).</w:t>
       </w:r>
     </w:p>
     <w:p>
@@ -119,24 +106,7 @@
           <w:sz w:val="22"/>
           <w:szCs w:val="22"/>
         </w:rPr>
-        <w:t xml:space="preserve">4 курса по 5 уроков: «Основы самооценки» (0), «Работа с внутренним критиком» (1), «Самосострадание» (2), «Самопринятие» (5).</w:t>
-      </w:r>
-    </w:p>
-    <w:p>
-      <w:pPr>
-        <w:pStyle w:val="ListParagraph"/>
-        <w:numPr>
-          <w:ilvl w:val="0"/>
-          <w:numId w:val="2"/>
-        </w:numPr>
-        <w:spacing w:after="60" w:line="268"/>
-      </w:pPr>
-      <w:r>
-        <w:rPr>
-          <w:sz w:val="22"/>
-          <w:szCs w:val="22"/>
-        </w:rPr>
-        <w:t xml:space="preserve">Весь контент принят психологом и копирайтером, проверен по чек-листу безопасности.</w:t>
+        <w:t xml:space="preserve">4 курса по 5 уроков: Основы самооценки (0), Внутренний критик (1), Самосострадание (2), Самопринятие (5). 10 типов интерактивных упражнений.</w:t>
       </w:r>
     </w:p>
     <w:p>
@@ -152,41 +122,41 @@
           <w:sz w:val="25"/>
           <w:szCs w:val="25"/>
         </w:rPr>
-        <w:t xml:space="preserve">Онбординг</w:t>
-      </w:r>
-    </w:p>
-    <w:p>
-      <w:pPr>
-        <w:pStyle w:val="ListParagraph"/>
-        <w:numPr>
-          <w:ilvl w:val="0"/>
-          <w:numId w:val="2"/>
-        </w:numPr>
-        <w:spacing w:after="60" w:line="268"/>
-      </w:pPr>
-      <w:r>
-        <w:rPr>
-          <w:sz w:val="22"/>
-          <w:szCs w:val="22"/>
-        </w:rPr>
-        <w:t xml:space="preserve">4 вопроса: оценка уверенности (1–5), проблемная область, предпочтительный формат, цель.</w:t>
-      </w:r>
-    </w:p>
-    <w:p>
-      <w:pPr>
-        <w:pStyle w:val="ListParagraph"/>
-        <w:numPr>
-          <w:ilvl w:val="0"/>
-          <w:numId w:val="2"/>
-        </w:numPr>
-        <w:spacing w:after="60" w:line="268"/>
-      </w:pPr>
-      <w:r>
-        <w:rPr>
-          <w:sz w:val="22"/>
-          <w:szCs w:val="22"/>
-        </w:rPr>
-        <w:t xml:space="preserve">По ответу на вопрос о проблемной области подбирается стартовый курс.</w:t>
+        <w:t xml:space="preserve">Онбординг и вход</w:t>
+      </w:r>
+    </w:p>
+    <w:p>
+      <w:pPr>
+        <w:pStyle w:val="ListParagraph"/>
+        <w:numPr>
+          <w:ilvl w:val="0"/>
+          <w:numId w:val="2"/>
+        </w:numPr>
+        <w:spacing w:after="60" w:line="268"/>
+      </w:pPr>
+      <w:r>
+        <w:rPr>
+          <w:sz w:val="22"/>
+          <w:szCs w:val="22"/>
+        </w:rPr>
+        <w:t xml:space="preserve">Регистрация (Sign in with Apple) — обязательна с первого экрана, без опции пропуска.</w:t>
+      </w:r>
+    </w:p>
+    <w:p>
+      <w:pPr>
+        <w:pStyle w:val="ListParagraph"/>
+        <w:numPr>
+          <w:ilvl w:val="0"/>
+          <w:numId w:val="2"/>
+        </w:numPr>
+        <w:spacing w:after="60" w:line="268"/>
+      </w:pPr>
+      <w:r>
+        <w:rPr>
+          <w:sz w:val="22"/>
+          <w:szCs w:val="22"/>
+        </w:rPr>
+        <w:t xml:space="preserve">4 вопроса с алгоритмом подбора курса; варианты вне MVP-курсов (границы, тревожность) временно ведут на курс 0.</w:t>
       </w:r>
     </w:p>
     <w:p>
@@ -202,75 +172,24 @@
           <w:sz w:val="25"/>
           <w:szCs w:val="25"/>
         </w:rPr>
-        <w:t xml:space="preserve">Геймификация</w:t>
-      </w:r>
-    </w:p>
-    <w:p>
-      <w:pPr>
-        <w:pStyle w:val="ListParagraph"/>
-        <w:numPr>
-          <w:ilvl w:val="0"/>
-          <w:numId w:val="2"/>
-        </w:numPr>
-        <w:spacing w:after="60" w:line="268"/>
-      </w:pPr>
-      <w:r>
-        <w:rPr>
-          <w:sz w:val="22"/>
-          <w:szCs w:val="22"/>
-        </w:rPr>
-        <w:t xml:space="preserve">XP и уровни. Кривая: 30 / 70 / 120 / 180 XP.</w:t>
-      </w:r>
-    </w:p>
-    <w:p>
-      <w:pPr>
-        <w:pStyle w:val="ListParagraph"/>
-        <w:numPr>
-          <w:ilvl w:val="0"/>
-          <w:numId w:val="2"/>
-        </w:numPr>
-        <w:spacing w:after="60" w:line="268"/>
-      </w:pPr>
-      <w:r>
-        <w:rPr>
-          <w:sz w:val="22"/>
-          <w:szCs w:val="22"/>
-        </w:rPr>
-        <w:t xml:space="preserve">Валюта «Люмены»: +10 за урок, +50 бонус за завершение курса.</w:t>
-      </w:r>
-    </w:p>
-    <w:p>
-      <w:pPr>
-        <w:pStyle w:val="ListParagraph"/>
-        <w:numPr>
-          <w:ilvl w:val="0"/>
-          <w:numId w:val="2"/>
-        </w:numPr>
-        <w:spacing w:after="60" w:line="268"/>
-      </w:pPr>
-      <w:r>
-        <w:rPr>
-          <w:sz w:val="22"/>
-          <w:szCs w:val="22"/>
-        </w:rPr>
-        <w:t xml:space="preserve">Магазин: заморозка дня (30), скины маскота (50–150), секретные техники (40).</w:t>
-      </w:r>
-    </w:p>
-    <w:p>
-      <w:pPr>
-        <w:pStyle w:val="ListParagraph"/>
-        <w:numPr>
-          <w:ilvl w:val="0"/>
-          <w:numId w:val="2"/>
-        </w:numPr>
-        <w:spacing w:after="60" w:line="268"/>
-      </w:pPr>
-      <w:r>
-        <w:rPr>
-          <w:sz w:val="22"/>
-          <w:szCs w:val="22"/>
-        </w:rPr>
-        <w:t xml:space="preserve">Non-punitive streak: 1 бесплатная заморозка после онбординга + 1 автоматически раз в 7 дней, максимум 2 в запасе.</w:t>
+        <w:t xml:space="preserve">Режимы</w:t>
+      </w:r>
+    </w:p>
+    <w:p>
+      <w:pPr>
+        <w:pStyle w:val="ListParagraph"/>
+        <w:numPr>
+          <w:ilvl w:val="0"/>
+          <w:numId w:val="2"/>
+        </w:numPr>
+        <w:spacing w:after="60" w:line="268"/>
+      </w:pPr>
+      <w:r>
+        <w:rPr>
+          <w:sz w:val="22"/>
+          <w:szCs w:val="22"/>
+        </w:rPr>
+        <w:t xml:space="preserve">Дыхание (техника 4-7-8), Аффирмации (карточки), Медитация (амбиенты Тишина/Дождь/Океан) — 3 плитки на главном экране.</w:t>
       </w:r>
     </w:p>
     <w:p>
@@ -286,24 +205,92 @@
           <w:sz w:val="25"/>
           <w:szCs w:val="25"/>
         </w:rPr>
-        <w:t xml:space="preserve">Маскот</w:t>
-      </w:r>
-    </w:p>
-    <w:p>
-      <w:pPr>
-        <w:pStyle w:val="ListParagraph"/>
-        <w:numPr>
-          <w:ilvl w:val="0"/>
-          <w:numId w:val="2"/>
-        </w:numPr>
-        <w:spacing w:after="60" w:line="268"/>
-      </w:pPr>
-      <w:r>
-        <w:rPr>
-          <w:sz w:val="22"/>
-          <w:szCs w:val="22"/>
-        </w:rPr>
-        <w:t xml:space="preserve">4 эмоциональных состояния: успех, пропуск дня, внутренний критик, достижение.</w:t>
+        <w:t xml:space="preserve">Геймификация</w:t>
+      </w:r>
+    </w:p>
+    <w:p>
+      <w:pPr>
+        <w:pStyle w:val="ListParagraph"/>
+        <w:numPr>
+          <w:ilvl w:val="0"/>
+          <w:numId w:val="2"/>
+        </w:numPr>
+        <w:spacing w:after="60" w:line="268"/>
+      </w:pPr>
+      <w:r>
+        <w:rPr>
+          <w:sz w:val="22"/>
+          <w:szCs w:val="22"/>
+        </w:rPr>
+        <w:t xml:space="preserve">XP/уровни — статус-индикатор, без функциональных разблокировок.</w:t>
+      </w:r>
+    </w:p>
+    <w:p>
+      <w:pPr>
+        <w:pStyle w:val="ListParagraph"/>
+        <w:numPr>
+          <w:ilvl w:val="0"/>
+          <w:numId w:val="2"/>
+        </w:numPr>
+        <w:spacing w:after="60" w:line="268"/>
+      </w:pPr>
+      <w:r>
+        <w:rPr>
+          <w:sz w:val="22"/>
+          <w:szCs w:val="22"/>
+        </w:rPr>
+        <w:t xml:space="preserve">Валюта «Люмены»: +10 за урок, +50 за курс, +15 за режим.</w:t>
+      </w:r>
+    </w:p>
+    <w:p>
+      <w:pPr>
+        <w:pStyle w:val="ListParagraph"/>
+        <w:numPr>
+          <w:ilvl w:val="0"/>
+          <w:numId w:val="2"/>
+        </w:numPr>
+        <w:spacing w:after="60" w:line="268"/>
+      </w:pPr>
+      <w:r>
+        <w:rPr>
+          <w:sz w:val="22"/>
+          <w:szCs w:val="22"/>
+        </w:rPr>
+        <w:t xml:space="preserve">Магазин: Аксессуары (люмены/число уроков), Секретные техники, Бустеры (включая «Подсказку в уроке» — осознанное исключение из принципа «без преимущества»).</w:t>
+      </w:r>
+    </w:p>
+    <w:p>
+      <w:pPr>
+        <w:pStyle w:val="ListParagraph"/>
+        <w:numPr>
+          <w:ilvl w:val="0"/>
+          <w:numId w:val="2"/>
+        </w:numPr>
+        <w:spacing w:after="60" w:line="268"/>
+      </w:pPr>
+      <w:r>
+        <w:rPr>
+          <w:sz w:val="22"/>
+          <w:szCs w:val="22"/>
+        </w:rPr>
+        <w:t xml:space="preserve">Non-punitive streak + докупка заморозок бустером.</w:t>
+      </w:r>
+    </w:p>
+    <w:p>
+      <w:pPr>
+        <w:pStyle w:val="ListParagraph"/>
+        <w:numPr>
+          <w:ilvl w:val="0"/>
+          <w:numId w:val="2"/>
+        </w:numPr>
+        <w:spacing w:after="60" w:line="268"/>
+      </w:pPr>
+      <w:r>
+        <w:rPr>
+          <w:sz w:val="22"/>
+          <w:szCs w:val="22"/>
+        </w:rPr>
+        <w:t xml:space="preserve">Достижения: 6 названы, 2 не раскрыты (открытый вопрос к дизайнеру).</w:t>
       </w:r>
     </w:p>
     <w:p>
@@ -319,41 +306,24 @@
           <w:sz w:val="25"/>
           <w:szCs w:val="25"/>
         </w:rPr>
-        <w:t xml:space="preserve">Безопасность</w:t>
-      </w:r>
-    </w:p>
-    <w:p>
-      <w:pPr>
-        <w:pStyle w:val="ListParagraph"/>
-        <w:numPr>
-          <w:ilvl w:val="0"/>
-          <w:numId w:val="2"/>
-        </w:numPr>
-        <w:spacing w:after="60" w:line="268"/>
-      </w:pPr>
-      <w:r>
-        <w:rPr>
-          <w:sz w:val="22"/>
-          <w:szCs w:val="22"/>
-        </w:rPr>
-        <w:t xml:space="preserve">Кризисный протокол (базовый, по разделу 8 психологического документа).</w:t>
-      </w:r>
-    </w:p>
-    <w:p>
-      <w:pPr>
-        <w:pStyle w:val="ListParagraph"/>
-        <w:numPr>
-          <w:ilvl w:val="0"/>
-          <w:numId w:val="2"/>
-        </w:numPr>
-        <w:spacing w:after="60" w:line="268"/>
-      </w:pPr>
-      <w:r>
-        <w:rPr>
-          <w:sz w:val="22"/>
-          <w:szCs w:val="22"/>
-        </w:rPr>
-        <w:t xml:space="preserve">Non-medical disclaimer в онбординге и в описании стора.</w:t>
+        <w:t xml:space="preserve">Экраны профиля</w:t>
+      </w:r>
+    </w:p>
+    <w:p>
+      <w:pPr>
+        <w:pStyle w:val="ListParagraph"/>
+        <w:numPr>
+          <w:ilvl w:val="0"/>
+          <w:numId w:val="2"/>
+        </w:numPr>
+        <w:spacing w:after="60" w:line="268"/>
+      </w:pPr>
+      <w:r>
+        <w:rPr>
+          <w:sz w:val="22"/>
+          <w:szCs w:val="22"/>
+        </w:rPr>
+        <w:t xml:space="preserve">Профиль, Инвентарь, Статистика (недельная сетка, календарь серии), Уведомления, Настройки.</w:t>
       </w:r>
     </w:p>
     <w:p>
@@ -369,6 +339,89 @@
           <w:sz w:val="25"/>
           <w:szCs w:val="25"/>
         </w:rPr>
+        <w:t xml:space="preserve">Безопасность</w:t>
+      </w:r>
+    </w:p>
+    <w:p>
+      <w:pPr>
+        <w:pStyle w:val="ListParagraph"/>
+        <w:numPr>
+          <w:ilvl w:val="0"/>
+          <w:numId w:val="2"/>
+        </w:numPr>
+        <w:spacing w:after="60" w:line="268"/>
+      </w:pPr>
+      <w:r>
+        <w:rPr>
+          <w:sz w:val="22"/>
+          <w:szCs w:val="22"/>
+        </w:rPr>
+        <w:t xml:space="preserve">Кризисный протокол — текст и номера подтверждены прототипом для России; Казахстан/Беларусь требуют технической проверки.</w:t>
+      </w:r>
+    </w:p>
+    <w:p>
+      <w:pPr>
+        <w:pStyle w:val="ListParagraph"/>
+        <w:numPr>
+          <w:ilvl w:val="0"/>
+          <w:numId w:val="2"/>
+        </w:numPr>
+        <w:spacing w:after="60" w:line="268"/>
+      </w:pPr>
+      <w:r>
+        <w:rPr>
+          <w:sz w:val="22"/>
+          <w:szCs w:val="22"/>
+        </w:rPr>
+        <w:t xml:space="preserve">Все уведомления проверены на отсутствие тревожных формулировок (раздел 6).</w:t>
+      </w:r>
+    </w:p>
+    <w:p>
+      <w:pPr>
+        <w:pStyle w:val="Heading2"/>
+        <w:spacing w:after="100" w:before="220"/>
+      </w:pPr>
+      <w:r>
+        <w:rPr>
+          <w:b/>
+          <w:bCs/>
+          <w:color w:val="1A1A2E"/>
+          <w:sz w:val="25"/>
+          <w:szCs w:val="25"/>
+        </w:rPr>
+        <w:t xml:space="preserve">Виджет и служебные экраны</w:t>
+      </w:r>
+    </w:p>
+    <w:p>
+      <w:pPr>
+        <w:pStyle w:val="ListParagraph"/>
+        <w:numPr>
+          <w:ilvl w:val="0"/>
+          <w:numId w:val="2"/>
+        </w:numPr>
+        <w:spacing w:after="60" w:line="268"/>
+      </w:pPr>
+      <w:r>
+        <w:rPr>
+          <w:sz w:val="22"/>
+          <w:szCs w:val="22"/>
+        </w:rPr>
+        <w:t xml:space="preserve">iOS-виджет (2 состояния), Empty/Loading/Error состояния.</w:t>
+      </w:r>
+    </w:p>
+    <w:p>
+      <w:pPr>
+        <w:pStyle w:val="Heading2"/>
+        <w:spacing w:after="100" w:before="220"/>
+      </w:pPr>
+      <w:r>
+        <w:rPr>
+          <w:b/>
+          <w:bCs/>
+          <w:color w:val="1A1A2E"/>
+          <w:sz w:val="25"/>
+          <w:szCs w:val="25"/>
+        </w:rPr>
         <w:t xml:space="preserve">Платформа</w:t>
       </w:r>
     </w:p>
@@ -402,7 +455,7 @@
           <w:sz w:val="30"/>
           <w:szCs w:val="30"/>
         </w:rPr>
-        <w:t xml:space="preserve">Что НЕ входит в MVP (сознательно отложено)</w:t>
+        <w:t xml:space="preserve">Что НЕ входит в MVP</w:t>
       </w:r>
     </w:p>
     <w:p>
@@ -474,7 +527,7 @@
           <w:sz w:val="22"/>
           <w:szCs w:val="22"/>
         </w:rPr>
-        <w:t xml:space="preserve">Социальные функции и любые формы сравнения пользователей между собой.</w:t>
+        <w:t xml:space="preserve">Социальные функции и сравнение пользователей.</w:t>
       </w:r>
     </w:p>
     <w:p>
@@ -492,7 +545,254 @@
           <w:sz w:val="22"/>
           <w:szCs w:val="22"/>
         </w:rPr>
-        <w:t xml:space="preserve">Дополнительные скины сверх базового набора.</w:t>
+        <w:t xml:space="preserve">Режимы Практика и Дневник как плитки главного экрана (контент готов, экрана нет).</w:t>
+      </w:r>
+    </w:p>
+    <w:p>
+      <w:pPr>
+        <w:pStyle w:val="Heading1"/>
+        <w:spacing w:after="140" w:before="320"/>
+      </w:pPr>
+      <w:r>
+        <w:rPr>
+          <w:b/>
+          <w:bCs/>
+          <w:color w:val="5B4B9E"/>
+          <w:sz w:val="30"/>
+          <w:szCs w:val="30"/>
+        </w:rPr>
+        <w:t xml:space="preserve">Изменения относительно v1.0</w:t>
+      </w:r>
+    </w:p>
+    <w:tbl>
+      <w:tblPr>
+        <w:tblW w:type="dxa" w:w="8800"/>
+        <w:tblBorders>
+          <w:top w:val="single" w:color="D0C8E8" w:sz="2"/>
+          <w:left w:val="single" w:color="D0C8E8" w:sz="2"/>
+          <w:bottom w:val="single" w:color="D0C8E8" w:sz="2"/>
+          <w:right w:val="single" w:color="D0C8E8" w:sz="2"/>
+          <w:insideH w:val="single" w:color="E0DAF0" w:sz="1"/>
+          <w:insideV w:val="single" w:color="E0DAF0" w:sz="1"/>
+        </w:tblBorders>
+      </w:tblPr>
+      <w:tblGrid>
+        <w:gridCol w:w="4400"/>
+        <w:gridCol w:w="4400"/>
+      </w:tblGrid>
+      <w:tr>
+        <w:trPr>
+          <w:tblHeader/>
+        </w:trPr>
+        <w:tc>
+          <w:tcPr>
+            <w:tcW w:type="dxa" w:w="4400"/>
+            <w:shd w:fill="5B4B9E" w:color="auto" w:val="clear"/>
+            <w:tcMar>
+              <w:top w:type="dxa" w:w="60"/>
+              <w:left w:type="dxa" w:w="100"/>
+              <w:bottom w:type="dxa" w:w="60"/>
+              <w:right w:type="dxa" w:w="100"/>
+            </w:tcMar>
+          </w:tcPr>
+          <w:p>
+            <w:r>
+              <w:rPr>
+                <w:b/>
+                <w:bCs/>
+                <w:color w:val="FFFFFF"/>
+                <w:sz w:val="20"/>
+                <w:szCs w:val="20"/>
+              </w:rPr>
+              <w:t xml:space="preserve">Было (v1.0)</w:t>
+            </w:r>
+          </w:p>
+        </w:tc>
+        <w:tc>
+          <w:tcPr>
+            <w:tcW w:type="dxa" w:w="4400"/>
+            <w:shd w:fill="5B4B9E" w:color="auto" w:val="clear"/>
+            <w:tcMar>
+              <w:top w:type="dxa" w:w="60"/>
+              <w:left w:type="dxa" w:w="100"/>
+              <w:bottom w:type="dxa" w:w="60"/>
+              <w:right w:type="dxa" w:w="100"/>
+            </w:tcMar>
+          </w:tcPr>
+          <w:p>
+            <w:r>
+              <w:rPr>
+                <w:b/>
+                <w:bCs/>
+                <w:color w:val="FFFFFF"/>
+                <w:sz w:val="20"/>
+                <w:szCs w:val="20"/>
+              </w:rPr>
+              <w:t xml:space="preserve">Стало (v2.0)</w:t>
+            </w:r>
+          </w:p>
+        </w:tc>
+      </w:tr>
+      <w:tr>
+        <w:tc>
+          <w:tcPr>
+            <w:tcW w:type="dxa" w:w="4400"/>
+            <w:tcMar>
+              <w:top w:type="dxa" w:w="60"/>
+              <w:left w:type="dxa" w:w="100"/>
+              <w:bottom w:type="dxa" w:w="60"/>
+              <w:right w:type="dxa" w:w="100"/>
+            </w:tcMar>
+          </w:tcPr>
+          <w:p>
+            <w:r>
+              <w:rPr>
+                <w:b w:val="false"/>
+                <w:bCs w:val="false"/>
+                <w:color w:val="000000"/>
+                <w:sz w:val="20"/>
+                <w:szCs w:val="20"/>
+              </w:rPr>
+              <w:t xml:space="preserve">Регистрация после первого урока (данные Duolingo)</w:t>
+            </w:r>
+          </w:p>
+        </w:tc>
+        <w:tc>
+          <w:tcPr>
+            <w:tcW w:type="dxa" w:w="4400"/>
+            <w:tcMar>
+              <w:top w:type="dxa" w:w="60"/>
+              <w:left w:type="dxa" w:w="100"/>
+              <w:bottom w:type="dxa" w:w="60"/>
+              <w:right w:type="dxa" w:w="100"/>
+            </w:tcMar>
+          </w:tcPr>
+          <w:p>
+            <w:r>
+              <w:rPr>
+                <w:b w:val="false"/>
+                <w:bCs w:val="false"/>
+                <w:color w:val="000000"/>
+                <w:sz w:val="20"/>
+                <w:szCs w:val="20"/>
+              </w:rPr>
+              <w:t xml:space="preserve">Регистрация сразу, обязательна с первого экрана</w:t>
+            </w:r>
+          </w:p>
+        </w:tc>
+      </w:tr>
+      <w:tr>
+        <w:tc>
+          <w:tcPr>
+            <w:tcW w:type="dxa" w:w="4400"/>
+            <w:shd w:fill="EDE9F7" w:color="auto" w:val="clear"/>
+            <w:tcMar>
+              <w:top w:type="dxa" w:w="60"/>
+              <w:left w:type="dxa" w:w="100"/>
+              <w:bottom w:type="dxa" w:w="60"/>
+              <w:right w:type="dxa" w:w="100"/>
+            </w:tcMar>
+          </w:tcPr>
+          <w:p>
+            <w:r>
+              <w:rPr>
+                <w:b w:val="false"/>
+                <w:bCs w:val="false"/>
+                <w:color w:val="000000"/>
+                <w:sz w:val="20"/>
+                <w:szCs w:val="20"/>
+              </w:rPr>
+              <w:t xml:space="preserve">Только плитка «Дыхание» на главной</w:t>
+            </w:r>
+          </w:p>
+        </w:tc>
+        <w:tc>
+          <w:tcPr>
+            <w:tcW w:type="dxa" w:w="4400"/>
+            <w:shd w:fill="EDE9F7" w:color="auto" w:val="clear"/>
+            <w:tcMar>
+              <w:top w:type="dxa" w:w="60"/>
+              <w:left w:type="dxa" w:w="100"/>
+              <w:bottom w:type="dxa" w:w="60"/>
+              <w:right w:type="dxa" w:w="100"/>
+            </w:tcMar>
+          </w:tcPr>
+          <w:p>
+            <w:r>
+              <w:rPr>
+                <w:b w:val="false"/>
+                <w:bCs w:val="false"/>
+                <w:color w:val="000000"/>
+                <w:sz w:val="20"/>
+                <w:szCs w:val="20"/>
+              </w:rPr>
+              <w:t xml:space="preserve">Дыхание + Аффирмации + Медитация</w:t>
+            </w:r>
+          </w:p>
+        </w:tc>
+      </w:tr>
+      <w:tr>
+        <w:tc>
+          <w:tcPr>
+            <w:tcW w:type="dxa" w:w="4400"/>
+            <w:tcMar>
+              <w:top w:type="dxa" w:w="60"/>
+              <w:left w:type="dxa" w:w="100"/>
+              <w:bottom w:type="dxa" w:w="60"/>
+              <w:right w:type="dxa" w:w="100"/>
+            </w:tcMar>
+          </w:tcPr>
+          <w:p>
+            <w:r>
+              <w:rPr>
+                <w:b w:val="false"/>
+                <w:bCs w:val="false"/>
+                <w:color w:val="000000"/>
+                <w:sz w:val="20"/>
+                <w:szCs w:val="20"/>
+              </w:rPr>
+              <w:t xml:space="preserve">Магазин: уровень открывает тир редкости</w:t>
+            </w:r>
+          </w:p>
+        </w:tc>
+        <w:tc>
+          <w:tcPr>
+            <w:tcW w:type="dxa" w:w="4400"/>
+            <w:tcMar>
+              <w:top w:type="dxa" w:w="60"/>
+              <w:left w:type="dxa" w:w="100"/>
+              <w:bottom w:type="dxa" w:w="60"/>
+              <w:right w:type="dxa" w:w="100"/>
+            </w:tcMar>
+          </w:tcPr>
+          <w:p>
+            <w:r>
+              <w:rPr>
+                <w:b w:val="false"/>
+                <w:bCs w:val="false"/>
+                <w:color w:val="000000"/>
+                <w:sz w:val="20"/>
+                <w:szCs w:val="20"/>
+              </w:rPr>
+              <w:t xml:space="preserve">Магазин: цена + число пройденных уроков, уровень не участвует</w:t>
+            </w:r>
+          </w:p>
+        </w:tc>
+      </w:tr>
+    </w:tbl>
+    <w:p>
+      <w:pPr>
+        <w:spacing w:after="100" w:line="276"/>
+      </w:pPr>
+      <w:r>
+        <w:rPr>
+          <w:i/>
+          <w:iCs/>
+          <w:color w:val="666666"/>
+          <w:sz w:val="22"/>
+          <w:szCs w:val="22"/>
+        </w:rPr>
+        <w:t xml:space="preserve">Решение по всем трём пунктам — Product Owner, в пользу прототипа как источника истины.</w:t>
       </w:r>
     </w:p>
     <w:p>
@@ -619,11 +919,11 @@
               <w:rPr>
                 <w:b w:val="false"/>
                 <w:bCs w:val="false"/>
-                <w:color w:val="2E7D32"/>
-                <w:sz w:val="20"/>
-                <w:szCs w:val="20"/>
-              </w:rPr>
-              <w:t xml:space="preserve">&gt;99.5%</w:t>
+                <w:color w:val="000000"/>
+                <w:sz w:val="20"/>
+                <w:szCs w:val="20"/>
+              </w:rPr>
+              <w:t xml:space="default">&gt;99.5%</w:t>
             </w:r>
           </w:p>
         </w:tc>
@@ -673,7 +973,7 @@
                 <w:sz w:val="20"/>
                 <w:szCs w:val="20"/>
               </w:rPr>
-              <w:t xml:space="preserve">Полностью функционален, номера линий помощи проверены</w:t>
+              <w:t xml:space="preserve">Полностью функционален, номера проверены</w:t>
             </w:r>
           </w:p>
         </w:tc>
@@ -698,7 +998,7 @@
                 <w:sz w:val="20"/>
                 <w:szCs w:val="20"/>
               </w:rPr>
-              <w:t xml:space="preserve">Retention</w:t>
+              <w:t xml:space="preserve">Аудио-ассеты медитации</w:t>
             </w:r>
           </w:p>
         </w:tc>
@@ -721,7 +1021,7 @@
                 <w:sz w:val="20"/>
                 <w:szCs w:val="20"/>
               </w:rPr>
-              <w:t xml:space="preserve">Измерен в закрытой бете (TestFlight)</w:t>
+              <w:t xml:space="preserve">Лицензированы (Дождь, Океан)</w:t>
             </w:r>
           </w:p>
         </w:tc>
@@ -771,7 +1071,7 @@
                 <w:sz w:val="20"/>
                 <w:szCs w:val="20"/>
               </w:rPr>
-              <w:t xml:space="preserve">Возрастной рейтинг (ожидаем 13+/16+), non-medical disclaimer, privacy policy</w:t>
+              <w:t xml:space="preserve">Возрастной рейтинг, non-medical disclaimer, privacy policy</w:t>
             </w:r>
           </w:p>
         </w:tc>
@@ -804,7 +1104,7 @@
           <w:sz w:val="22"/>
           <w:szCs w:val="22"/>
         </w:rPr>
-        <w:t xml:space="preserve">Любое добавление функции требует явного решения Product Owner и обоснования, что она важнее чего-то уже включённого (принцип «one-in-one-out»: добавил — убери равное по объёму). Всё новое по умолчанию идёт в бэклог v1.1+, а не в текущий MVP.</w:t>
+        <w:t xml:space="preserve">Любое добавление функции требует явного решения Product Owner (принцип «one-in-one-out»). Всё новое по умолчанию — в бэклог v1.1+.</w:t>
       </w:r>
     </w:p>
     <w:sectPr>
